--- a/reports/project_brief.docx
+++ b/reports/project_brief.docx
@@ -143,7 +143,7 @@
           <w:i w:val="0"/>
           <w:color w:val="000000"/>
         </w:rPr>
-        <w:t xml:space="preserve"> 原始十二县在五个基准下的配对差异区间均严格为正；剔除建平与清原后，十县仅在2020年基准下严格为正；通过组合筛查的六县，在五个基准下的区间均包含零。六县总体预警从连续第三个完整监测日期低于基准时触发，结果如下。</w:t>
+        <w:t xml:space="preserve"> 原始十二县在五个基准下的配对差异区间均严格为正。剔除建平与清原后，十县在2020年基准下的区间严格为正，其余四个区间包含零；通过组合筛查的六县在五个基准下的区间均包含零。六县总体预警从连续第三个完整监测日期低于基准时触发，结果如下。</w:t>
       </w:r>
     </w:p>
     <w:tbl>
@@ -755,7 +755,7 @@
           <w:i w:val="0"/>
           <w:color w:val="000000"/>
         </w:rPr>
-        <w:t>只使用2018—2020年的数据筛查，确认标记五县；七个未确认标记县中包含法库这一未决县，县组固定后再检查两个后期窗口。历史标记五县在两段后期的玉米和尿素更新率均低于另外七县。2024年至2026年9月，尿素更新率分别为6.42%与18.11%，玉米为23.19%与51.40%。</w:t>
+        <w:t>历史筛查根据2018—2020年的数据确认标记五县；七个未确认标记县中包含法库这一未决县。按照历史筛查确定的县组比较两个后期窗口。历史标记五县在两段后期的玉米和尿素更新率均低于另外七县。2024年至2026年9月，尿素更新率分别为6.42%与18.11%，玉米为23.19%与51.40%。</w:t>
       </w:r>
     </w:p>
     <w:p>
@@ -808,7 +808,7 @@
           <w:i w:val="0"/>
           <w:color w:val="000000"/>
         </w:rPr>
-        <w:t>论文和补充资料集中在reports目录，图件位于figures目录，县域与全国输入位于inputs目录，主结果及预警位于results目录。使用任一监测结论时，列明历史基准、县域成员、报价更新历史和预警阈值；这四项信息直接对应项目中的观测记录和触发日期。</w:t>
+        <w:t>论文和补充资料集中在reports目录，图件位于figures目录，县域与全国输入位于inputs目录，主结果及预警位于results目录。每项监测结果配列历史基准、县域成员、报价更新历史和预警阈值，与项目中的观测记录和触发日期一一对应。</w:t>
       </w:r>
     </w:p>
     <w:sectPr>
